--- a/mps-nivel-c/oficial/05_capacidade/MAPA-ORG-001_Matriz-de-Papeis-e-Responsabilidades.docx
+++ b/mps-nivel-c/oficial/05_capacidade/MAPA-ORG-001_Matriz-de-Papeis-e-Responsabilidades.docx
@@ -34,7 +34,7 @@
           <w:color w:val="555555"/>
           <w:sz w:val="20"/>
         </w:rPr>
-        <w:t>MAPA-ORG-001   ·   Versão Data   ·   10/06/2026   ·   Timeware Brasil</w:t>
+        <w:t>MAPA-ORG-001   ·   Versão 1.3   ·   15/06/2026   ·   Timeware Brasil</w:t>
       </w:r>
     </w:p>
     <w:p>
@@ -226,7 +226,7 @@
                 <w:i w:val="0"/>
                 <w:sz w:val="20"/>
               </w:rPr>
-              <w:t>1.0</w:t>
+              <w:t>1.3</w:t>
             </w:r>
           </w:p>
         </w:tc>
@@ -282,7 +282,7 @@
                 <w:i w:val="0"/>
                 <w:sz w:val="20"/>
               </w:rPr>
-              <w:t>10/06/2026</w:t>
+              <w:t>15/06/2026</w:t>
             </w:r>
           </w:p>
         </w:tc>
@@ -3607,7 +3607,7 @@
                 <w:i w:val="0"/>
                 <w:sz w:val="20"/>
               </w:rPr>
-              <w:t>COO</w:t>
+              <w:t>Consultora de Processos (PJ)</w:t>
             </w:r>
           </w:p>
         </w:tc>
@@ -3632,7 +3632,7 @@
                 <w:i w:val="0"/>
                 <w:sz w:val="20"/>
               </w:rPr>
-              <w:t>OSW, GPC (autoridade), portfólio</w:t>
+              <w:t>GPC (apoio à definição)</w:t>
             </w:r>
           </w:p>
         </w:tc>
@@ -3657,7 +3657,7 @@
                 <w:i w:val="0"/>
                 <w:sz w:val="20"/>
               </w:rPr>
-              <w:t>Gestão de portfólio; governança organizacional; análise crítica de desempenho</w:t>
+              <w:t>Lean Six Sigma; modelagem e melhoria de processos; mapeamento de fluxo de valor</w:t>
             </w:r>
           </w:p>
         </w:tc>
@@ -3688,7 +3688,7 @@
                 <w:i w:val="0"/>
                 <w:sz w:val="20"/>
               </w:rPr>
-              <w:t>Consultora de Processos (PJ)</w:t>
+              <w:t>COO</w:t>
             </w:r>
           </w:p>
         </w:tc>
@@ -3714,7 +3714,7 @@
                 <w:i w:val="0"/>
                 <w:sz w:val="20"/>
               </w:rPr>
-              <w:t>GPC (apoio à definição)</w:t>
+              <w:t>OSW, GPC (autoridade), portfólio</w:t>
             </w:r>
           </w:p>
         </w:tc>
@@ -3740,7 +3740,7 @@
                 <w:i w:val="0"/>
                 <w:sz w:val="20"/>
               </w:rPr>
-              <w:t>Lean Six Sigma; modelagem e melhoria de processos; mapeamento de fluxo de valor</w:t>
+              <w:t>Gestão de portfólio; governança organizacional; análise crítica de desempenho</w:t>
             </w:r>
           </w:p>
         </w:tc>
@@ -3761,7 +3761,7 @@
         </w:pBdr>
       </w:pPr>
       <w:r>
-        <w:t>5. Papel × Titular × Evidência de competência</w:t>
+        <w:t>5. Papel × Titular × Equipe × Evidência de competência</w:t>
       </w:r>
     </w:p>
     <w:p>
@@ -3775,7 +3775,7 @@
           <w:i w:val="0"/>
           <w:sz w:val="22"/>
         </w:rPr>
-        <w:t xml:space="preserve">Esta seção nomina os titulares atuais de cada papel e aponta a evidência de competência. A evidência é </w:t>
+        <w:t xml:space="preserve">Esta seção nomina os titulares de cada papel e os demais membros da equipe que atuam sob aquele papel nos projetos. A evidência de competência é </w:t>
       </w:r>
       <w:r>
         <w:rPr>
@@ -3793,7 +3793,7 @@
           <w:i w:val="0"/>
           <w:sz w:val="22"/>
         </w:rPr>
-        <w:t xml:space="preserve"> (competência pré-existente, em </w:t>
+        <w:t xml:space="preserve"> (em </w:t>
       </w:r>
       <w:r>
         <w:rPr>
@@ -3866,9 +3866,10 @@
         </w:tblBorders>
       </w:tblPr>
       <w:tblGrid>
-        <w:gridCol w:w="2967"/>
-        <w:gridCol w:w="2967"/>
-        <w:gridCol w:w="2967"/>
+        <w:gridCol w:w="2225"/>
+        <w:gridCol w:w="2225"/>
+        <w:gridCol w:w="2225"/>
+        <w:gridCol w:w="2225"/>
       </w:tblGrid>
       <w:tr>
         <w:trPr>
@@ -3876,7 +3877,7 @@
         </w:trPr>
         <w:tc>
           <w:tcPr>
-            <w:tcW w:type="dxa" w:w="2967"/>
+            <w:tcW w:type="dxa" w:w="2225"/>
             <w:tcMar>
               <w:top w:w="60" w:type="dxa"/>
               <w:bottom w:w="60" w:type="dxa"/>
@@ -3903,7 +3904,7 @@
         </w:tc>
         <w:tc>
           <w:tcPr>
-            <w:tcW w:type="dxa" w:w="2967"/>
+            <w:tcW w:type="dxa" w:w="2225"/>
             <w:tcMar>
               <w:top w:w="60" w:type="dxa"/>
               <w:bottom w:w="60" w:type="dxa"/>
@@ -3924,13 +3925,40 @@
                 <w:color w:val="FFFFFF"/>
                 <w:sz w:val="20"/>
               </w:rPr>
-              <w:t>Titular(es) atual(is)</w:t>
+              <w:t>Titular</w:t>
             </w:r>
           </w:p>
         </w:tc>
         <w:tc>
           <w:tcPr>
-            <w:tcW w:type="dxa" w:w="2967"/>
+            <w:tcW w:type="dxa" w:w="2225"/>
+            <w:tcMar>
+              <w:top w:w="60" w:type="dxa"/>
+              <w:bottom w:w="60" w:type="dxa"/>
+              <w:left w:w="100" w:type="dxa"/>
+              <w:right w:w="100" w:type="dxa"/>
+            </w:tcMar>
+            <w:shd w:val="clear" w:color="auto" w:fill="003366"/>
+          </w:tcPr>
+          <w:p>
+            <w:pPr>
+              <w:spacing w:before="40" w:after="40"/>
+            </w:pPr>
+            <w:r>
+              <w:rPr>
+                <w:rFonts w:ascii="Calibri" w:hAnsi="Calibri"/>
+                <w:b/>
+                <w:i w:val="0"/>
+                <w:color w:val="FFFFFF"/>
+                <w:sz w:val="20"/>
+              </w:rPr>
+              <w:t>Equipe</w:t>
+            </w:r>
+          </w:p>
+        </w:tc>
+        <w:tc>
+          <w:tcPr>
+            <w:tcW w:type="dxa" w:w="2225"/>
             <w:tcMar>
               <w:top w:w="60" w:type="dxa"/>
               <w:bottom w:w="60" w:type="dxa"/>
@@ -3962,7 +3990,7 @@
         </w:trPr>
         <w:tc>
           <w:tcPr>
-            <w:tcW w:type="dxa" w:w="2967"/>
+            <w:tcW w:type="dxa" w:w="2225"/>
             <w:tcMar>
               <w:top w:w="60" w:type="dxa"/>
               <w:bottom w:w="60" w:type="dxa"/>
@@ -3982,13 +4010,13 @@
                 <w:i w:val="0"/>
                 <w:sz w:val="20"/>
               </w:rPr>
-              <w:t>Gerente de Projeto / PO</w:t>
+              <w:t>Gerente de Projeto</w:t>
             </w:r>
           </w:p>
         </w:tc>
         <w:tc>
           <w:tcPr>
-            <w:tcW w:type="dxa" w:w="2967"/>
+            <w:tcW w:type="dxa" w:w="2225"/>
             <w:tcMar>
               <w:top w:w="60" w:type="dxa"/>
               <w:bottom w:w="60" w:type="dxa"/>
@@ -4014,7 +4042,7 @@
         </w:tc>
         <w:tc>
           <w:tcPr>
-            <w:tcW w:type="dxa" w:w="2967"/>
+            <w:tcW w:type="dxa" w:w="2225"/>
             <w:tcMar>
               <w:top w:w="60" w:type="dxa"/>
               <w:bottom w:w="60" w:type="dxa"/>
@@ -4034,7 +4062,33 @@
                 <w:i w:val="0"/>
                 <w:sz w:val="20"/>
               </w:rPr>
-              <w:t>REG-CAP-001/003/004/005/009 (processo); AVA-CAP-002</w:t>
+              <w:t>—</w:t>
+            </w:r>
+          </w:p>
+        </w:tc>
+        <w:tc>
+          <w:tcPr>
+            <w:tcW w:type="dxa" w:w="2225"/>
+            <w:tcMar>
+              <w:top w:w="60" w:type="dxa"/>
+              <w:bottom w:w="60" w:type="dxa"/>
+              <w:left w:w="100" w:type="dxa"/>
+              <w:right w:w="100" w:type="dxa"/>
+            </w:tcMar>
+            <w:shd w:val="clear" w:color="auto" w:fill="EBF5FB"/>
+          </w:tcPr>
+          <w:p>
+            <w:pPr>
+              <w:spacing w:before="40" w:after="40"/>
+            </w:pPr>
+            <w:r>
+              <w:rPr>
+                <w:rFonts w:ascii="Calibri" w:hAnsi="Calibri"/>
+                <w:b w:val="0"/>
+                <w:i w:val="0"/>
+                <w:sz w:val="20"/>
+              </w:rPr>
+              <w:t>REG-CAP-001/003/004/005/009 (Abraão); AVA-CAP-002</w:t>
             </w:r>
           </w:p>
         </w:tc>
@@ -4045,7 +4099,7 @@
         </w:trPr>
         <w:tc>
           <w:tcPr>
-            <w:tcW w:type="dxa" w:w="2967"/>
+            <w:tcW w:type="dxa" w:w="2225"/>
             <w:tcMar>
               <w:top w:w="60" w:type="dxa"/>
               <w:bottom w:w="60" w:type="dxa"/>
@@ -4064,13 +4118,13 @@
                 <w:i w:val="0"/>
                 <w:sz w:val="20"/>
               </w:rPr>
-              <w:t>Tech Lead / Arquiteto</w:t>
+              <w:t>Product Owner (PO)</w:t>
             </w:r>
           </w:p>
         </w:tc>
         <w:tc>
           <w:tcPr>
-            <w:tcW w:type="dxa" w:w="2967"/>
+            <w:tcW w:type="dxa" w:w="2225"/>
             <w:tcMar>
               <w:top w:w="60" w:type="dxa"/>
               <w:bottom w:w="60" w:type="dxa"/>
@@ -4089,19 +4143,153 @@
                 <w:i w:val="0"/>
                 <w:sz w:val="20"/>
               </w:rPr>
-              <w:t>Cézar (Velázquez)</w:t>
+              <w:t>Abraão Oliveira</w:t>
             </w:r>
           </w:p>
         </w:tc>
         <w:tc>
           <w:tcPr>
-            <w:tcW w:type="dxa" w:w="2967"/>
+            <w:tcW w:type="dxa" w:w="2225"/>
             <w:tcMar>
               <w:top w:w="60" w:type="dxa"/>
               <w:bottom w:w="60" w:type="dxa"/>
               <w:left w:w="100" w:type="dxa"/>
               <w:right w:w="100" w:type="dxa"/>
             </w:tcMar>
+          </w:tcPr>
+          <w:p>
+            <w:pPr>
+              <w:spacing w:before="40" w:after="40"/>
+            </w:pPr>
+            <w:r>
+              <w:rPr>
+                <w:rFonts w:ascii="Calibri" w:hAnsi="Calibri"/>
+                <w:b w:val="0"/>
+                <w:i w:val="0"/>
+                <w:sz w:val="20"/>
+              </w:rPr>
+              <w:t>Silvio Baroni</w:t>
+            </w:r>
+          </w:p>
+        </w:tc>
+        <w:tc>
+          <w:tcPr>
+            <w:tcW w:type="dxa" w:w="2225"/>
+            <w:tcMar>
+              <w:top w:w="60" w:type="dxa"/>
+              <w:bottom w:w="60" w:type="dxa"/>
+              <w:left w:w="100" w:type="dxa"/>
+              <w:right w:w="100" w:type="dxa"/>
+            </w:tcMar>
+          </w:tcPr>
+          <w:p>
+            <w:pPr>
+              <w:spacing w:before="40" w:after="40"/>
+            </w:pPr>
+            <w:r>
+              <w:rPr>
+                <w:rFonts w:ascii="Calibri" w:hAnsi="Calibri"/>
+                <w:b w:val="0"/>
+                <w:i w:val="0"/>
+                <w:sz w:val="20"/>
+              </w:rPr>
+              <w:t>REG-CAP-001/003/004/005/009 (Abraão); REG-CAP-003/006/009 (Baroni)</w:t>
+            </w:r>
+          </w:p>
+        </w:tc>
+      </w:tr>
+      <w:tr>
+        <w:trPr>
+          <w:cantSplit w:val="1"/>
+        </w:trPr>
+        <w:tc>
+          <w:tcPr>
+            <w:tcW w:type="dxa" w:w="2225"/>
+            <w:tcMar>
+              <w:top w:w="60" w:type="dxa"/>
+              <w:bottom w:w="60" w:type="dxa"/>
+              <w:left w:w="100" w:type="dxa"/>
+              <w:right w:w="100" w:type="dxa"/>
+            </w:tcMar>
+            <w:shd w:val="clear" w:color="auto" w:fill="EBF5FB"/>
+          </w:tcPr>
+          <w:p>
+            <w:pPr>
+              <w:spacing w:before="40" w:after="40"/>
+            </w:pPr>
+            <w:r>
+              <w:rPr>
+                <w:rFonts w:ascii="Calibri" w:hAnsi="Calibri"/>
+                <w:b/>
+                <w:i w:val="0"/>
+                <w:sz w:val="20"/>
+              </w:rPr>
+              <w:t>Tech Lead / Arquiteto</w:t>
+            </w:r>
+          </w:p>
+        </w:tc>
+        <w:tc>
+          <w:tcPr>
+            <w:tcW w:type="dxa" w:w="2225"/>
+            <w:tcMar>
+              <w:top w:w="60" w:type="dxa"/>
+              <w:bottom w:w="60" w:type="dxa"/>
+              <w:left w:w="100" w:type="dxa"/>
+              <w:right w:w="100" w:type="dxa"/>
+            </w:tcMar>
+            <w:shd w:val="clear" w:color="auto" w:fill="EBF5FB"/>
+          </w:tcPr>
+          <w:p>
+            <w:pPr>
+              <w:spacing w:before="40" w:after="40"/>
+            </w:pPr>
+            <w:r>
+              <w:rPr>
+                <w:rFonts w:ascii="Calibri" w:hAnsi="Calibri"/>
+                <w:b w:val="0"/>
+                <w:i w:val="0"/>
+                <w:sz w:val="20"/>
+              </w:rPr>
+              <w:t>Cézar Velázquez</w:t>
+            </w:r>
+          </w:p>
+        </w:tc>
+        <w:tc>
+          <w:tcPr>
+            <w:tcW w:type="dxa" w:w="2225"/>
+            <w:tcMar>
+              <w:top w:w="60" w:type="dxa"/>
+              <w:bottom w:w="60" w:type="dxa"/>
+              <w:left w:w="100" w:type="dxa"/>
+              <w:right w:w="100" w:type="dxa"/>
+            </w:tcMar>
+            <w:shd w:val="clear" w:color="auto" w:fill="EBF5FB"/>
+          </w:tcPr>
+          <w:p>
+            <w:pPr>
+              <w:spacing w:before="40" w:after="40"/>
+            </w:pPr>
+            <w:r>
+              <w:rPr>
+                <w:rFonts w:ascii="Calibri" w:hAnsi="Calibri"/>
+                <w:b w:val="0"/>
+                <w:i w:val="0"/>
+                <w:sz w:val="20"/>
+              </w:rPr>
+              <w:t>—</w:t>
+            </w:r>
+          </w:p>
+        </w:tc>
+        <w:tc>
+          <w:tcPr>
+            <w:tcW w:type="dxa" w:w="2225"/>
+            <w:tcMar>
+              <w:top w:w="60" w:type="dxa"/>
+              <w:bottom w:w="60" w:type="dxa"/>
+              <w:left w:w="100" w:type="dxa"/>
+              <w:right w:w="100" w:type="dxa"/>
+            </w:tcMar>
+            <w:shd w:val="clear" w:color="auto" w:fill="EBF5FB"/>
           </w:tcPr>
           <w:p>
             <w:pPr>
@@ -4125,7 +4313,112 @@
         </w:trPr>
         <w:tc>
           <w:tcPr>
-            <w:tcW w:type="dxa" w:w="2967"/>
+            <w:tcW w:type="dxa" w:w="2225"/>
+            <w:tcMar>
+              <w:top w:w="60" w:type="dxa"/>
+              <w:bottom w:w="60" w:type="dxa"/>
+              <w:left w:w="100" w:type="dxa"/>
+              <w:right w:w="100" w:type="dxa"/>
+            </w:tcMar>
+          </w:tcPr>
+          <w:p>
+            <w:pPr>
+              <w:spacing w:before="40" w:after="40"/>
+            </w:pPr>
+            <w:r>
+              <w:rPr>
+                <w:rFonts w:ascii="Calibri" w:hAnsi="Calibri"/>
+                <w:b/>
+                <w:i w:val="0"/>
+                <w:sz w:val="20"/>
+              </w:rPr>
+              <w:t>Desenvolvedores</w:t>
+            </w:r>
+          </w:p>
+        </w:tc>
+        <w:tc>
+          <w:tcPr>
+            <w:tcW w:type="dxa" w:w="2225"/>
+            <w:tcMar>
+              <w:top w:w="60" w:type="dxa"/>
+              <w:bottom w:w="60" w:type="dxa"/>
+              <w:left w:w="100" w:type="dxa"/>
+              <w:right w:w="100" w:type="dxa"/>
+            </w:tcMar>
+          </w:tcPr>
+          <w:p>
+            <w:pPr>
+              <w:spacing w:before="40" w:after="40"/>
+            </w:pPr>
+            <w:r>
+              <w:rPr>
+                <w:rFonts w:ascii="Calibri" w:hAnsi="Calibri"/>
+                <w:b w:val="0"/>
+                <w:i w:val="0"/>
+                <w:sz w:val="20"/>
+              </w:rPr>
+              <w:t>—</w:t>
+            </w:r>
+          </w:p>
+        </w:tc>
+        <w:tc>
+          <w:tcPr>
+            <w:tcW w:type="dxa" w:w="2225"/>
+            <w:tcMar>
+              <w:top w:w="60" w:type="dxa"/>
+              <w:bottom w:w="60" w:type="dxa"/>
+              <w:left w:w="100" w:type="dxa"/>
+              <w:right w:w="100" w:type="dxa"/>
+            </w:tcMar>
+          </w:tcPr>
+          <w:p>
+            <w:pPr>
+              <w:spacing w:before="40" w:after="40"/>
+            </w:pPr>
+            <w:r>
+              <w:rPr>
+                <w:rFonts w:ascii="Calibri" w:hAnsi="Calibri"/>
+                <w:b w:val="0"/>
+                <w:i w:val="0"/>
+                <w:sz w:val="20"/>
+              </w:rPr>
+              <w:t>Renan Kioshi, Raony Chagas, Mateus Veloso, Lucas Batista, Henry Komatsu, Allan Patrocínio, Felipe Siqueira</w:t>
+            </w:r>
+          </w:p>
+        </w:tc>
+        <w:tc>
+          <w:tcPr>
+            <w:tcW w:type="dxa" w:w="2225"/>
+            <w:tcMar>
+              <w:top w:w="60" w:type="dxa"/>
+              <w:bottom w:w="60" w:type="dxa"/>
+              <w:left w:w="100" w:type="dxa"/>
+              <w:right w:w="100" w:type="dxa"/>
+            </w:tcMar>
+          </w:tcPr>
+          <w:p>
+            <w:pPr>
+              <w:spacing w:before="40" w:after="40"/>
+            </w:pPr>
+            <w:r>
+              <w:rPr>
+                <w:rFonts w:ascii="Calibri" w:hAnsi="Calibri"/>
+                <w:b w:val="0"/>
+                <w:i w:val="0"/>
+                <w:sz w:val="20"/>
+              </w:rPr>
+              <w:t>REG-CAP-010 (onboarding técnico); REG-CAP-011 (Azure); REG-CAP-012 (testes)</w:t>
+            </w:r>
+          </w:p>
+        </w:tc>
+      </w:tr>
+      <w:tr>
+        <w:trPr>
+          <w:cantSplit w:val="1"/>
+        </w:trPr>
+        <w:tc>
+          <w:tcPr>
+            <w:tcW w:type="dxa" w:w="2225"/>
             <w:tcMar>
               <w:top w:w="60" w:type="dxa"/>
               <w:bottom w:w="60" w:type="dxa"/>
@@ -4145,13 +4438,13 @@
                 <w:i w:val="0"/>
                 <w:sz w:val="20"/>
               </w:rPr>
-              <w:t>Desenvolvedores</w:t>
+              <w:t>QA</w:t>
             </w:r>
           </w:p>
         </w:tc>
         <w:tc>
           <w:tcPr>
-            <w:tcW w:type="dxa" w:w="2967"/>
+            <w:tcW w:type="dxa" w:w="2225"/>
             <w:tcMar>
               <w:top w:w="60" w:type="dxa"/>
               <w:bottom w:w="60" w:type="dxa"/>
@@ -4171,13 +4464,13 @@
                 <w:i w:val="0"/>
                 <w:sz w:val="20"/>
               </w:rPr>
-              <w:t>Renan Kioshi, Raony Chagas, Fernando Oliveira, Henry Komatsu</w:t>
+              <w:t>Caroline Jenifer (Carol)</w:t>
             </w:r>
           </w:p>
         </w:tc>
         <w:tc>
           <w:tcPr>
-            <w:tcW w:type="dxa" w:w="2967"/>
+            <w:tcW w:type="dxa" w:w="2225"/>
             <w:tcMar>
               <w:top w:w="60" w:type="dxa"/>
               <w:bottom w:w="60" w:type="dxa"/>
@@ -4197,74 +4490,20 @@
                 <w:i w:val="0"/>
                 <w:sz w:val="20"/>
               </w:rPr>
-              <w:t>REG-CAP-010 (onboarding técnico); REG-CAP-011 (Azure); REG-CAP-012 (testes); REG-CAP de processo</w:t>
+              <w:t>Jonatan Silva, Letícia Moraes</w:t>
             </w:r>
           </w:p>
         </w:tc>
-      </w:tr>
-      <w:tr>
-        <w:trPr>
-          <w:cantSplit w:val="1"/>
-        </w:trPr>
         <w:tc>
           <w:tcPr>
-            <w:tcW w:type="dxa" w:w="2967"/>
+            <w:tcW w:type="dxa" w:w="2225"/>
             <w:tcMar>
               <w:top w:w="60" w:type="dxa"/>
               <w:bottom w:w="60" w:type="dxa"/>
               <w:left w:w="100" w:type="dxa"/>
               <w:right w:w="100" w:type="dxa"/>
             </w:tcMar>
-          </w:tcPr>
-          <w:p>
-            <w:pPr>
-              <w:spacing w:before="40" w:after="40"/>
-            </w:pPr>
-            <w:r>
-              <w:rPr>
-                <w:rFonts w:ascii="Calibri" w:hAnsi="Calibri"/>
-                <w:b/>
-                <w:i w:val="0"/>
-                <w:sz w:val="20"/>
-              </w:rPr>
-              <w:t>QA</w:t>
-            </w:r>
-          </w:p>
-        </w:tc>
-        <w:tc>
-          <w:tcPr>
-            <w:tcW w:type="dxa" w:w="2967"/>
-            <w:tcMar>
-              <w:top w:w="60" w:type="dxa"/>
-              <w:bottom w:w="60" w:type="dxa"/>
-              <w:left w:w="100" w:type="dxa"/>
-              <w:right w:w="100" w:type="dxa"/>
-            </w:tcMar>
-          </w:tcPr>
-          <w:p>
-            <w:pPr>
-              <w:spacing w:before="40" w:after="40"/>
-            </w:pPr>
-            <w:r>
-              <w:rPr>
-                <w:rFonts w:ascii="Calibri" w:hAnsi="Calibri"/>
-                <w:b w:val="0"/>
-                <w:i w:val="0"/>
-                <w:sz w:val="20"/>
-              </w:rPr>
-              <w:t>Caroline Jenifer (Carol), Jonatan Silva, Letícia Moraes</w:t>
-            </w:r>
-          </w:p>
-        </w:tc>
-        <w:tc>
-          <w:tcPr>
-            <w:tcW w:type="dxa" w:w="2967"/>
-            <w:tcMar>
-              <w:top w:w="60" w:type="dxa"/>
-              <w:bottom w:w="60" w:type="dxa"/>
-              <w:left w:w="100" w:type="dxa"/>
-              <w:right w:w="100" w:type="dxa"/>
-            </w:tcMar>
+            <w:shd w:val="clear" w:color="auto" w:fill="EBF5FB"/>
           </w:tcPr>
           <w:p>
             <w:pPr>
@@ -4288,7 +4527,112 @@
         </w:trPr>
         <w:tc>
           <w:tcPr>
-            <w:tcW w:type="dxa" w:w="2967"/>
+            <w:tcW w:type="dxa" w:w="2225"/>
+            <w:tcMar>
+              <w:top w:w="60" w:type="dxa"/>
+              <w:bottom w:w="60" w:type="dxa"/>
+              <w:left w:w="100" w:type="dxa"/>
+              <w:right w:w="100" w:type="dxa"/>
+            </w:tcMar>
+          </w:tcPr>
+          <w:p>
+            <w:pPr>
+              <w:spacing w:before="40" w:after="40"/>
+            </w:pPr>
+            <w:r>
+              <w:rPr>
+                <w:rFonts w:ascii="Calibri" w:hAnsi="Calibri"/>
+                <w:b/>
+                <w:i w:val="0"/>
+                <w:sz w:val="20"/>
+              </w:rPr>
+              <w:t>DevOps / GCO (pipeline/release)</w:t>
+            </w:r>
+          </w:p>
+        </w:tc>
+        <w:tc>
+          <w:tcPr>
+            <w:tcW w:type="dxa" w:w="2225"/>
+            <w:tcMar>
+              <w:top w:w="60" w:type="dxa"/>
+              <w:bottom w:w="60" w:type="dxa"/>
+              <w:left w:w="100" w:type="dxa"/>
+              <w:right w:w="100" w:type="dxa"/>
+            </w:tcMar>
+          </w:tcPr>
+          <w:p>
+            <w:pPr>
+              <w:spacing w:before="40" w:after="40"/>
+            </w:pPr>
+            <w:r>
+              <w:rPr>
+                <w:rFonts w:ascii="Calibri" w:hAnsi="Calibri"/>
+                <w:b w:val="0"/>
+                <w:i w:val="0"/>
+                <w:sz w:val="20"/>
+              </w:rPr>
+              <w:t>Cézar Velázquez</w:t>
+            </w:r>
+          </w:p>
+        </w:tc>
+        <w:tc>
+          <w:tcPr>
+            <w:tcW w:type="dxa" w:w="2225"/>
+            <w:tcMar>
+              <w:top w:w="60" w:type="dxa"/>
+              <w:bottom w:w="60" w:type="dxa"/>
+              <w:left w:w="100" w:type="dxa"/>
+              <w:right w:w="100" w:type="dxa"/>
+            </w:tcMar>
+          </w:tcPr>
+          <w:p>
+            <w:pPr>
+              <w:spacing w:before="40" w:after="40"/>
+            </w:pPr>
+            <w:r>
+              <w:rPr>
+                <w:rFonts w:ascii="Calibri" w:hAnsi="Calibri"/>
+                <w:b w:val="0"/>
+                <w:i w:val="0"/>
+                <w:sz w:val="20"/>
+              </w:rPr>
+              <w:t>Flávio Fernandes</w:t>
+            </w:r>
+          </w:p>
+        </w:tc>
+        <w:tc>
+          <w:tcPr>
+            <w:tcW w:type="dxa" w:w="2225"/>
+            <w:tcMar>
+              <w:top w:w="60" w:type="dxa"/>
+              <w:bottom w:w="60" w:type="dxa"/>
+              <w:left w:w="100" w:type="dxa"/>
+              <w:right w:w="100" w:type="dxa"/>
+            </w:tcMar>
+          </w:tcPr>
+          <w:p>
+            <w:pPr>
+              <w:spacing w:before="40" w:after="40"/>
+            </w:pPr>
+            <w:r>
+              <w:rPr>
+                <w:rFonts w:ascii="Calibri" w:hAnsi="Calibri"/>
+                <w:b w:val="0"/>
+                <w:i w:val="0"/>
+                <w:sz w:val="20"/>
+              </w:rPr>
+              <w:t>REG-CAP-011 (Azure/IaC); REG-CAP-001/002/005/009 (Cézar); REG-CAP-002/009 (Flávio)</w:t>
+            </w:r>
+          </w:p>
+        </w:tc>
+      </w:tr>
+      <w:tr>
+        <w:trPr>
+          <w:cantSplit w:val="1"/>
+        </w:trPr>
+        <w:tc>
+          <w:tcPr>
+            <w:tcW w:type="dxa" w:w="2225"/>
             <w:tcMar>
               <w:top w:w="60" w:type="dxa"/>
               <w:bottom w:w="60" w:type="dxa"/>
@@ -4308,13 +4652,13 @@
                 <w:i w:val="0"/>
                 <w:sz w:val="20"/>
               </w:rPr>
-              <w:t>DevOps</w:t>
+              <w:t>GCO Baseline / Auditoria</w:t>
             </w:r>
           </w:p>
         </w:tc>
         <w:tc>
           <w:tcPr>
-            <w:tcW w:type="dxa" w:w="2967"/>
+            <w:tcW w:type="dxa" w:w="2225"/>
             <w:tcMar>
               <w:top w:w="60" w:type="dxa"/>
               <w:bottom w:w="60" w:type="dxa"/>
@@ -4334,150 +4678,13 @@
                 <w:i w:val="0"/>
                 <w:sz w:val="20"/>
               </w:rPr>
-              <w:t>Rafael Cunha</w:t>
+              <w:t>Cézar Velázquez</w:t>
             </w:r>
           </w:p>
         </w:tc>
         <w:tc>
           <w:tcPr>
-            <w:tcW w:type="dxa" w:w="2967"/>
-            <w:tcMar>
-              <w:top w:w="60" w:type="dxa"/>
-              <w:bottom w:w="60" w:type="dxa"/>
-              <w:left w:w="100" w:type="dxa"/>
-              <w:right w:w="100" w:type="dxa"/>
-            </w:tcMar>
-            <w:shd w:val="clear" w:color="auto" w:fill="EBF5FB"/>
-          </w:tcPr>
-          <w:p>
-            <w:pPr>
-              <w:spacing w:before="40" w:after="40"/>
-            </w:pPr>
-            <w:r>
-              <w:rPr>
-                <w:rFonts w:ascii="Calibri" w:hAnsi="Calibri"/>
-                <w:b w:val="0"/>
-                <w:i w:val="0"/>
-                <w:sz w:val="20"/>
-              </w:rPr>
-              <w:t>REG-CAP-010 (onboarding); REG-CAP-011 (Azure/IaC); REG-CAP-002/009</w:t>
-            </w:r>
-          </w:p>
-        </w:tc>
-      </w:tr>
-      <w:tr>
-        <w:trPr>
-          <w:cantSplit w:val="1"/>
-        </w:trPr>
-        <w:tc>
-          <w:tcPr>
-            <w:tcW w:type="dxa" w:w="2967"/>
-            <w:tcMar>
-              <w:top w:w="60" w:type="dxa"/>
-              <w:bottom w:w="60" w:type="dxa"/>
-              <w:left w:w="100" w:type="dxa"/>
-              <w:right w:w="100" w:type="dxa"/>
-            </w:tcMar>
-          </w:tcPr>
-          <w:p>
-            <w:pPr>
-              <w:spacing w:before="40" w:after="40"/>
-            </w:pPr>
-            <w:r>
-              <w:rPr>
-                <w:rFonts w:ascii="Calibri" w:hAnsi="Calibri"/>
-                <w:b/>
-                <w:i w:val="0"/>
-                <w:sz w:val="20"/>
-              </w:rPr>
-              <w:t>GCO Baseline / Auditoria</w:t>
-            </w:r>
-          </w:p>
-        </w:tc>
-        <w:tc>
-          <w:tcPr>
-            <w:tcW w:type="dxa" w:w="2967"/>
-            <w:tcMar>
-              <w:top w:w="60" w:type="dxa"/>
-              <w:bottom w:w="60" w:type="dxa"/>
-              <w:left w:w="100" w:type="dxa"/>
-              <w:right w:w="100" w:type="dxa"/>
-            </w:tcMar>
-          </w:tcPr>
-          <w:p>
-            <w:pPr>
-              <w:spacing w:before="40" w:after="40"/>
-            </w:pPr>
-            <w:r>
-              <w:rPr>
-                <w:rFonts w:ascii="Calibri" w:hAnsi="Calibri"/>
-                <w:b w:val="0"/>
-                <w:i w:val="0"/>
-                <w:sz w:val="20"/>
-              </w:rPr>
-              <w:t>Mariana Teixeira</w:t>
-            </w:r>
-          </w:p>
-        </w:tc>
-        <w:tc>
-          <w:tcPr>
-            <w:tcW w:type="dxa" w:w="2967"/>
-            <w:tcMar>
-              <w:top w:w="60" w:type="dxa"/>
-              <w:bottom w:w="60" w:type="dxa"/>
-              <w:left w:w="100" w:type="dxa"/>
-              <w:right w:w="100" w:type="dxa"/>
-            </w:tcMar>
-          </w:tcPr>
-          <w:p>
-            <w:pPr>
-              <w:spacing w:before="40" w:after="40"/>
-            </w:pPr>
-            <w:r>
-              <w:rPr>
-                <w:rFonts w:ascii="Calibri" w:hAnsi="Calibri"/>
-                <w:b w:val="0"/>
-                <w:i w:val="0"/>
-                <w:sz w:val="20"/>
-              </w:rPr>
-              <w:t>REG-CAP-002 (GCO); REG-CAP-009</w:t>
-            </w:r>
-          </w:p>
-        </w:tc>
-      </w:tr>
-      <w:tr>
-        <w:trPr>
-          <w:cantSplit w:val="1"/>
-        </w:trPr>
-        <w:tc>
-          <w:tcPr>
-            <w:tcW w:type="dxa" w:w="2967"/>
-            <w:tcMar>
-              <w:top w:w="60" w:type="dxa"/>
-              <w:bottom w:w="60" w:type="dxa"/>
-              <w:left w:w="100" w:type="dxa"/>
-              <w:right w:w="100" w:type="dxa"/>
-            </w:tcMar>
-            <w:shd w:val="clear" w:color="auto" w:fill="EBF5FB"/>
-          </w:tcPr>
-          <w:p>
-            <w:pPr>
-              <w:spacing w:before="40" w:after="40"/>
-            </w:pPr>
-            <w:r>
-              <w:rPr>
-                <w:rFonts w:ascii="Calibri" w:hAnsi="Calibri"/>
-                <w:b/>
-                <w:i w:val="0"/>
-                <w:sz w:val="20"/>
-              </w:rPr>
-              <w:t>GQA / Qualidade do Processo</w:t>
-            </w:r>
-          </w:p>
-        </w:tc>
-        <w:tc>
-          <w:tcPr>
-            <w:tcW w:type="dxa" w:w="2967"/>
+            <w:tcW w:type="dxa" w:w="2225"/>
             <w:tcMar>
               <w:top w:w="60" w:type="dxa"/>
               <w:bottom w:w="60" w:type="dxa"/>
@@ -4503,7 +4710,7 @@
         </w:tc>
         <w:tc>
           <w:tcPr>
-            <w:tcW w:type="dxa" w:w="2967"/>
+            <w:tcW w:type="dxa" w:w="2225"/>
             <w:tcMar>
               <w:top w:w="60" w:type="dxa"/>
               <w:bottom w:w="60" w:type="dxa"/>
@@ -4523,7 +4730,7 @@
                 <w:i w:val="0"/>
                 <w:sz w:val="20"/>
               </w:rPr>
-              <w:t>CV (Azure Architect Expert, TOGAF, COBIT, MBA FGV); REG-CAP-007/009</w:t>
+              <w:t>REG-CAP-011 (Azure); REG-CAP-001/002/005/009 (Cézar); REG-CAP-002/009 (Flávio)</w:t>
             </w:r>
           </w:p>
         </w:tc>
@@ -4534,7 +4741,7 @@
         </w:trPr>
         <w:tc>
           <w:tcPr>
-            <w:tcW w:type="dxa" w:w="2967"/>
+            <w:tcW w:type="dxa" w:w="2225"/>
             <w:tcMar>
               <w:top w:w="60" w:type="dxa"/>
               <w:bottom w:w="60" w:type="dxa"/>
@@ -4553,13 +4760,13 @@
                 <w:i w:val="0"/>
                 <w:sz w:val="20"/>
               </w:rPr>
-              <w:t>Time de Melhoria Contínua / SEPG</w:t>
+              <w:t>GQA / Qualidade do Processo</w:t>
             </w:r>
           </w:p>
         </w:tc>
         <w:tc>
           <w:tcPr>
-            <w:tcW w:type="dxa" w:w="2967"/>
+            <w:tcW w:type="dxa" w:w="2225"/>
             <w:tcMar>
               <w:top w:w="60" w:type="dxa"/>
               <w:bottom w:w="60" w:type="dxa"/>
@@ -4578,19 +4785,153 @@
                 <w:i w:val="0"/>
                 <w:sz w:val="20"/>
               </w:rPr>
-              <w:t>Patricia Lima, Silvio Baroni (coordenação), Mariana Teixeira</w:t>
+              <w:t>Caroline Jenifer (Carol)</w:t>
             </w:r>
           </w:p>
         </w:tc>
         <w:tc>
           <w:tcPr>
-            <w:tcW w:type="dxa" w:w="2967"/>
+            <w:tcW w:type="dxa" w:w="2225"/>
             <w:tcMar>
               <w:top w:w="60" w:type="dxa"/>
               <w:bottom w:w="60" w:type="dxa"/>
               <w:left w:w="100" w:type="dxa"/>
               <w:right w:w="100" w:type="dxa"/>
             </w:tcMar>
+          </w:tcPr>
+          <w:p>
+            <w:pPr>
+              <w:spacing w:before="40" w:after="40"/>
+            </w:pPr>
+            <w:r>
+              <w:rPr>
+                <w:rFonts w:ascii="Calibri" w:hAnsi="Calibri"/>
+                <w:b w:val="0"/>
+                <w:i w:val="0"/>
+                <w:sz w:val="20"/>
+              </w:rPr>
+              <w:t>—</w:t>
+            </w:r>
+          </w:p>
+        </w:tc>
+        <w:tc>
+          <w:tcPr>
+            <w:tcW w:type="dxa" w:w="2225"/>
+            <w:tcMar>
+              <w:top w:w="60" w:type="dxa"/>
+              <w:bottom w:w="60" w:type="dxa"/>
+              <w:left w:w="100" w:type="dxa"/>
+              <w:right w:w="100" w:type="dxa"/>
+            </w:tcMar>
+          </w:tcPr>
+          <w:p>
+            <w:pPr>
+              <w:spacing w:before="40" w:after="40"/>
+            </w:pPr>
+            <w:r>
+              <w:rPr>
+                <w:rFonts w:ascii="Calibri" w:hAnsi="Calibri"/>
+                <w:b w:val="0"/>
+                <w:i w:val="0"/>
+                <w:sz w:val="20"/>
+              </w:rPr>
+              <w:t>CV Carol (FIAP, 7+ anos QA); REG-CAP-012 (automação de testes); REG-CAP-007/008/009</w:t>
+            </w:r>
+          </w:p>
+        </w:tc>
+      </w:tr>
+      <w:tr>
+        <w:trPr>
+          <w:cantSplit w:val="1"/>
+        </w:trPr>
+        <w:tc>
+          <w:tcPr>
+            <w:tcW w:type="dxa" w:w="2225"/>
+            <w:tcMar>
+              <w:top w:w="60" w:type="dxa"/>
+              <w:bottom w:w="60" w:type="dxa"/>
+              <w:left w:w="100" w:type="dxa"/>
+              <w:right w:w="100" w:type="dxa"/>
+            </w:tcMar>
+            <w:shd w:val="clear" w:color="auto" w:fill="EBF5FB"/>
+          </w:tcPr>
+          <w:p>
+            <w:pPr>
+              <w:spacing w:before="40" w:after="40"/>
+            </w:pPr>
+            <w:r>
+              <w:rPr>
+                <w:rFonts w:ascii="Calibri" w:hAnsi="Calibri"/>
+                <w:b/>
+                <w:i w:val="0"/>
+                <w:sz w:val="20"/>
+              </w:rPr>
+              <w:t>Time de Melhoria Contínua / SEPG</w:t>
+            </w:r>
+          </w:p>
+        </w:tc>
+        <w:tc>
+          <w:tcPr>
+            <w:tcW w:type="dxa" w:w="2225"/>
+            <w:tcMar>
+              <w:top w:w="60" w:type="dxa"/>
+              <w:bottom w:w="60" w:type="dxa"/>
+              <w:left w:w="100" w:type="dxa"/>
+              <w:right w:w="100" w:type="dxa"/>
+            </w:tcMar>
+            <w:shd w:val="clear" w:color="auto" w:fill="EBF5FB"/>
+          </w:tcPr>
+          <w:p>
+            <w:pPr>
+              <w:spacing w:before="40" w:after="40"/>
+            </w:pPr>
+            <w:r>
+              <w:rPr>
+                <w:rFonts w:ascii="Calibri" w:hAnsi="Calibri"/>
+                <w:b w:val="0"/>
+                <w:i w:val="0"/>
+                <w:sz w:val="20"/>
+              </w:rPr>
+              <w:t>Silvio Baroni (coordenador), Abraão Oliveira, Flávio Fernandes</w:t>
+            </w:r>
+          </w:p>
+        </w:tc>
+        <w:tc>
+          <w:tcPr>
+            <w:tcW w:type="dxa" w:w="2225"/>
+            <w:tcMar>
+              <w:top w:w="60" w:type="dxa"/>
+              <w:bottom w:w="60" w:type="dxa"/>
+              <w:left w:w="100" w:type="dxa"/>
+              <w:right w:w="100" w:type="dxa"/>
+            </w:tcMar>
+            <w:shd w:val="clear" w:color="auto" w:fill="EBF5FB"/>
+          </w:tcPr>
+          <w:p>
+            <w:pPr>
+              <w:spacing w:before="40" w:after="40"/>
+            </w:pPr>
+            <w:r>
+              <w:rPr>
+                <w:rFonts w:ascii="Calibri" w:hAnsi="Calibri"/>
+                <w:b w:val="0"/>
+                <w:i w:val="0"/>
+                <w:sz w:val="20"/>
+              </w:rPr>
+              <w:t>Patricia Lima, Mariana Teixeira</w:t>
+            </w:r>
+          </w:p>
+        </w:tc>
+        <w:tc>
+          <w:tcPr>
+            <w:tcW w:type="dxa" w:w="2225"/>
+            <w:tcMar>
+              <w:top w:w="60" w:type="dxa"/>
+              <w:bottom w:w="60" w:type="dxa"/>
+              <w:left w:w="100" w:type="dxa"/>
+              <w:right w:w="100" w:type="dxa"/>
+            </w:tcMar>
+            <w:shd w:val="clear" w:color="auto" w:fill="EBF5FB"/>
           </w:tcPr>
           <w:p>
             <w:pPr>
@@ -4614,90 +4955,7 @@
         </w:trPr>
         <w:tc>
           <w:tcPr>
-            <w:tcW w:type="dxa" w:w="2967"/>
-            <w:tcMar>
-              <w:top w:w="60" w:type="dxa"/>
-              <w:bottom w:w="60" w:type="dxa"/>
-              <w:left w:w="100" w:type="dxa"/>
-              <w:right w:w="100" w:type="dxa"/>
-            </w:tcMar>
-            <w:shd w:val="clear" w:color="auto" w:fill="EBF5FB"/>
-          </w:tcPr>
-          <w:p>
-            <w:pPr>
-              <w:spacing w:before="40" w:after="40"/>
-            </w:pPr>
-            <w:r>
-              <w:rPr>
-                <w:rFonts w:ascii="Calibri" w:hAnsi="Calibri"/>
-                <w:b/>
-                <w:i w:val="0"/>
-                <w:sz w:val="20"/>
-              </w:rPr>
-              <w:t>Consultora de Processos (PJ)</w:t>
-            </w:r>
-          </w:p>
-        </w:tc>
-        <w:tc>
-          <w:tcPr>
-            <w:tcW w:type="dxa" w:w="2967"/>
-            <w:tcMar>
-              <w:top w:w="60" w:type="dxa"/>
-              <w:bottom w:w="60" w:type="dxa"/>
-              <w:left w:w="100" w:type="dxa"/>
-              <w:right w:w="100" w:type="dxa"/>
-            </w:tcMar>
-            <w:shd w:val="clear" w:color="auto" w:fill="EBF5FB"/>
-          </w:tcPr>
-          <w:p>
-            <w:pPr>
-              <w:spacing w:before="40" w:after="40"/>
-            </w:pPr>
-            <w:r>
-              <w:rPr>
-                <w:rFonts w:ascii="Calibri" w:hAnsi="Calibri"/>
-                <w:b w:val="0"/>
-                <w:i w:val="0"/>
-                <w:sz w:val="20"/>
-              </w:rPr>
-              <w:t>Karen Wada</w:t>
-            </w:r>
-          </w:p>
-        </w:tc>
-        <w:tc>
-          <w:tcPr>
-            <w:tcW w:type="dxa" w:w="2967"/>
-            <w:tcMar>
-              <w:top w:w="60" w:type="dxa"/>
-              <w:bottom w:w="60" w:type="dxa"/>
-              <w:left w:w="100" w:type="dxa"/>
-              <w:right w:w="100" w:type="dxa"/>
-            </w:tcMar>
-            <w:shd w:val="clear" w:color="auto" w:fill="EBF5FB"/>
-          </w:tcPr>
-          <w:p>
-            <w:pPr>
-              <w:spacing w:before="40" w:after="40"/>
-            </w:pPr>
-            <w:r>
-              <w:rPr>
-                <w:rFonts w:ascii="Calibri" w:hAnsi="Calibri"/>
-                <w:b w:val="0"/>
-                <w:i w:val="0"/>
-                <w:sz w:val="20"/>
-              </w:rPr>
-              <w:t>CV (Eng. UTFPR, Lean Six Sigma); REG-CAP-013 (consultoria de desenho de processos)</w:t>
-            </w:r>
-          </w:p>
-        </w:tc>
-      </w:tr>
-      <w:tr>
-        <w:trPr>
-          <w:cantSplit w:val="1"/>
-        </w:trPr>
-        <w:tc>
-          <w:tcPr>
-            <w:tcW w:type="dxa" w:w="2967"/>
+            <w:tcW w:type="dxa" w:w="2225"/>
             <w:tcMar>
               <w:top w:w="60" w:type="dxa"/>
               <w:bottom w:w="60" w:type="dxa"/>
@@ -4722,7 +4980,7 @@
         </w:tc>
         <w:tc>
           <w:tcPr>
-            <w:tcW w:type="dxa" w:w="2967"/>
+            <w:tcW w:type="dxa" w:w="2225"/>
             <w:tcMar>
               <w:top w:w="60" w:type="dxa"/>
               <w:bottom w:w="60" w:type="dxa"/>
@@ -4741,13 +4999,13 @@
                 <w:i w:val="0"/>
                 <w:sz w:val="20"/>
               </w:rPr>
-              <w:t>Thiago Nunes</w:t>
+              <w:t>Silvio Baroni</w:t>
             </w:r>
           </w:p>
         </w:tc>
         <w:tc>
           <w:tcPr>
-            <w:tcW w:type="dxa" w:w="2967"/>
+            <w:tcW w:type="dxa" w:w="2225"/>
             <w:tcMar>
               <w:top w:w="60" w:type="dxa"/>
               <w:bottom w:w="60" w:type="dxa"/>
@@ -4766,7 +5024,32 @@
                 <w:i w:val="0"/>
                 <w:sz w:val="20"/>
               </w:rPr>
-              <w:t>REG-CAP-003/009; AVA-CAP-005</w:t>
+              <w:t>Abraão Oliveira</w:t>
+            </w:r>
+          </w:p>
+        </w:tc>
+        <w:tc>
+          <w:tcPr>
+            <w:tcW w:type="dxa" w:w="2225"/>
+            <w:tcMar>
+              <w:top w:w="60" w:type="dxa"/>
+              <w:bottom w:w="60" w:type="dxa"/>
+              <w:left w:w="100" w:type="dxa"/>
+              <w:right w:w="100" w:type="dxa"/>
+            </w:tcMar>
+          </w:tcPr>
+          <w:p>
+            <w:pPr>
+              <w:spacing w:before="40" w:after="40"/>
+            </w:pPr>
+            <w:r>
+              <w:rPr>
+                <w:rFonts w:ascii="Calibri" w:hAnsi="Calibri"/>
+                <w:b w:val="0"/>
+                <w:i w:val="0"/>
+                <w:sz w:val="20"/>
+              </w:rPr>
+              <w:t>CV Silvio (PM Sênior); REG-CAP-013; REG-CAP-003/006/009</w:t>
             </w:r>
           </w:p>
         </w:tc>
@@ -4777,7 +5060,7 @@
         </w:trPr>
         <w:tc>
           <w:tcPr>
-            <w:tcW w:type="dxa" w:w="2967"/>
+            <w:tcW w:type="dxa" w:w="2225"/>
             <w:tcMar>
               <w:top w:w="60" w:type="dxa"/>
               <w:bottom w:w="60" w:type="dxa"/>
@@ -4803,7 +5086,7 @@
         </w:tc>
         <w:tc>
           <w:tcPr>
-            <w:tcW w:type="dxa" w:w="2967"/>
+            <w:tcW w:type="dxa" w:w="2225"/>
             <w:tcMar>
               <w:top w:w="60" w:type="dxa"/>
               <w:bottom w:w="60" w:type="dxa"/>
@@ -4823,13 +5106,39 @@
                 <w:i w:val="0"/>
                 <w:sz w:val="20"/>
               </w:rPr>
-              <w:t>Guilherme Gomes, Camila Ferreira</w:t>
+              <w:t>Guilherme Gomes</w:t>
             </w:r>
           </w:p>
         </w:tc>
         <w:tc>
           <w:tcPr>
-            <w:tcW w:type="dxa" w:w="2967"/>
+            <w:tcW w:type="dxa" w:w="2225"/>
+            <w:tcMar>
+              <w:top w:w="60" w:type="dxa"/>
+              <w:bottom w:w="60" w:type="dxa"/>
+              <w:left w:w="100" w:type="dxa"/>
+              <w:right w:w="100" w:type="dxa"/>
+            </w:tcMar>
+            <w:shd w:val="clear" w:color="auto" w:fill="EBF5FB"/>
+          </w:tcPr>
+          <w:p>
+            <w:pPr>
+              <w:spacing w:before="40" w:after="40"/>
+            </w:pPr>
+            <w:r>
+              <w:rPr>
+                <w:rFonts w:ascii="Calibri" w:hAnsi="Calibri"/>
+                <w:b w:val="0"/>
+                <w:i w:val="0"/>
+                <w:sz w:val="20"/>
+              </w:rPr>
+              <w:t>Klayton Roberto</w:t>
+            </w:r>
+          </w:p>
+        </w:tc>
+        <w:tc>
+          <w:tcPr>
+            <w:tcW w:type="dxa" w:w="2225"/>
             <w:tcMar>
               <w:top w:w="60" w:type="dxa"/>
               <w:bottom w:w="60" w:type="dxa"/>
@@ -4860,7 +5169,7 @@
         </w:trPr>
         <w:tc>
           <w:tcPr>
-            <w:tcW w:type="dxa" w:w="2967"/>
+            <w:tcW w:type="dxa" w:w="2225"/>
             <w:tcMar>
               <w:top w:w="60" w:type="dxa"/>
               <w:bottom w:w="60" w:type="dxa"/>
@@ -4879,13 +5188,13 @@
                 <w:i w:val="0"/>
                 <w:sz w:val="20"/>
               </w:rPr>
-              <w:t>Sponsor / Portfólio (OSW)</w:t>
+              <w:t>Portfólio / OSW</w:t>
             </w:r>
           </w:p>
         </w:tc>
         <w:tc>
           <w:tcPr>
-            <w:tcW w:type="dxa" w:w="2967"/>
+            <w:tcW w:type="dxa" w:w="2225"/>
             <w:tcMar>
               <w:top w:w="60" w:type="dxa"/>
               <w:bottom w:w="60" w:type="dxa"/>
@@ -4910,7 +5219,7 @@
         </w:tc>
         <w:tc>
           <w:tcPr>
-            <w:tcW w:type="dxa" w:w="2967"/>
+            <w:tcW w:type="dxa" w:w="2225"/>
             <w:tcMar>
               <w:top w:w="60" w:type="dxa"/>
               <w:bottom w:w="60" w:type="dxa"/>
@@ -4929,7 +5238,32 @@
                 <w:i w:val="0"/>
                 <w:sz w:val="20"/>
               </w:rPr>
-              <w:t>CV (FIAP, ITIL, 20+ anos gestão de TI); REG-CAP-006/009</w:t>
+              <w:t>Abraão Oliveira, Silvio Baroni</w:t>
+            </w:r>
+          </w:p>
+        </w:tc>
+        <w:tc>
+          <w:tcPr>
+            <w:tcW w:type="dxa" w:w="2225"/>
+            <w:tcMar>
+              <w:top w:w="60" w:type="dxa"/>
+              <w:bottom w:w="60" w:type="dxa"/>
+              <w:left w:w="100" w:type="dxa"/>
+              <w:right w:w="100" w:type="dxa"/>
+            </w:tcMar>
+          </w:tcPr>
+          <w:p>
+            <w:pPr>
+              <w:spacing w:before="40" w:after="40"/>
+            </w:pPr>
+            <w:r>
+              <w:rPr>
+                <w:rFonts w:ascii="Calibri" w:hAnsi="Calibri"/>
+                <w:b w:val="0"/>
+                <w:i w:val="0"/>
+                <w:sz w:val="20"/>
+              </w:rPr>
+              <w:t>CV Wilson (FIAP, ITIL, 20+ anos gestão de TI); REG-CAP-006/009</w:t>
             </w:r>
           </w:p>
         </w:tc>
@@ -4940,7 +5274,7 @@
         </w:trPr>
         <w:tc>
           <w:tcPr>
-            <w:tcW w:type="dxa" w:w="2967"/>
+            <w:tcW w:type="dxa" w:w="2225"/>
             <w:tcMar>
               <w:top w:w="60" w:type="dxa"/>
               <w:bottom w:w="60" w:type="dxa"/>
@@ -4966,7 +5300,7 @@
         </w:tc>
         <w:tc>
           <w:tcPr>
-            <w:tcW w:type="dxa" w:w="2967"/>
+            <w:tcW w:type="dxa" w:w="2225"/>
             <w:tcMar>
               <w:top w:w="60" w:type="dxa"/>
               <w:bottom w:w="60" w:type="dxa"/>
@@ -4986,13 +5320,39 @@
                 <w:i w:val="0"/>
                 <w:sz w:val="20"/>
               </w:rPr>
-              <w:t>COO (Operações)</w:t>
+              <w:t>Wilson Yamada</w:t>
             </w:r>
           </w:p>
         </w:tc>
         <w:tc>
           <w:tcPr>
-            <w:tcW w:type="dxa" w:w="2967"/>
+            <w:tcW w:type="dxa" w:w="2225"/>
+            <w:tcMar>
+              <w:top w:w="60" w:type="dxa"/>
+              <w:bottom w:w="60" w:type="dxa"/>
+              <w:left w:w="100" w:type="dxa"/>
+              <w:right w:w="100" w:type="dxa"/>
+            </w:tcMar>
+            <w:shd w:val="clear" w:color="auto" w:fill="EBF5FB"/>
+          </w:tcPr>
+          <w:p>
+            <w:pPr>
+              <w:spacing w:before="40" w:after="40"/>
+            </w:pPr>
+            <w:r>
+              <w:rPr>
+                <w:rFonts w:ascii="Calibri" w:hAnsi="Calibri"/>
+                <w:b w:val="0"/>
+                <w:i w:val="0"/>
+                <w:sz w:val="20"/>
+              </w:rPr>
+              <w:t>—</w:t>
+            </w:r>
+          </w:p>
+        </w:tc>
+        <w:tc>
+          <w:tcPr>
+            <w:tcW w:type="dxa" w:w="2225"/>
             <w:tcMar>
               <w:top w:w="60" w:type="dxa"/>
               <w:bottom w:w="60" w:type="dxa"/>
@@ -5023,7 +5383,7 @@
         </w:trPr>
         <w:tc>
           <w:tcPr>
-            <w:tcW w:type="dxa" w:w="2967"/>
+            <w:tcW w:type="dxa" w:w="2225"/>
             <w:tcMar>
               <w:top w:w="60" w:type="dxa"/>
               <w:bottom w:w="60" w:type="dxa"/>
@@ -5042,13 +5402,13 @@
                 <w:i w:val="0"/>
                 <w:sz w:val="20"/>
               </w:rPr>
-              <w:t>CEO</w:t>
+              <w:t>CEO / Founder</w:t>
             </w:r>
           </w:p>
         </w:tc>
         <w:tc>
           <w:tcPr>
-            <w:tcW w:type="dxa" w:w="2967"/>
+            <w:tcW w:type="dxa" w:w="2225"/>
             <w:tcMar>
               <w:top w:w="60" w:type="dxa"/>
               <w:bottom w:w="60" w:type="dxa"/>
@@ -5073,7 +5433,32 @@
         </w:tc>
         <w:tc>
           <w:tcPr>
-            <w:tcW w:type="dxa" w:w="2967"/>
+            <w:tcW w:type="dxa" w:w="2225"/>
+            <w:tcMar>
+              <w:top w:w="60" w:type="dxa"/>
+              <w:bottom w:w="60" w:type="dxa"/>
+              <w:left w:w="100" w:type="dxa"/>
+              <w:right w:w="100" w:type="dxa"/>
+            </w:tcMar>
+          </w:tcPr>
+          <w:p>
+            <w:pPr>
+              <w:spacing w:before="40" w:after="40"/>
+            </w:pPr>
+            <w:r>
+              <w:rPr>
+                <w:rFonts w:ascii="Calibri" w:hAnsi="Calibri"/>
+                <w:b w:val="0"/>
+                <w:i w:val="0"/>
+                <w:sz w:val="20"/>
+              </w:rPr>
+              <w:t>—</w:t>
+            </w:r>
+          </w:p>
+        </w:tc>
+        <w:tc>
+          <w:tcPr>
+            <w:tcW w:type="dxa" w:w="2225"/>
             <w:tcMar>
               <w:top w:w="60" w:type="dxa"/>
               <w:bottom w:w="60" w:type="dxa"/>
@@ -5675,6 +6060,324 @@
                 <w:i w:val="0"/>
                 <w:sz w:val="20"/>
               </w:rPr>
+              <w:t>1.3</w:t>
+            </w:r>
+          </w:p>
+        </w:tc>
+        <w:tc>
+          <w:tcPr>
+            <w:tcW w:type="dxa" w:w="2225"/>
+            <w:tcMar>
+              <w:top w:w="60" w:type="dxa"/>
+              <w:bottom w:w="60" w:type="dxa"/>
+              <w:left w:w="100" w:type="dxa"/>
+              <w:right w:w="100" w:type="dxa"/>
+            </w:tcMar>
+          </w:tcPr>
+          <w:p>
+            <w:pPr>
+              <w:spacing w:before="40" w:after="40"/>
+            </w:pPr>
+            <w:r>
+              <w:rPr>
+                <w:rFonts w:ascii="Calibri" w:hAnsi="Calibri"/>
+                <w:b w:val="0"/>
+                <w:i w:val="0"/>
+                <w:sz w:val="20"/>
+              </w:rPr>
+              <w:t>15/06/2026</w:t>
+            </w:r>
+          </w:p>
+        </w:tc>
+        <w:tc>
+          <w:tcPr>
+            <w:tcW w:type="dxa" w:w="2225"/>
+            <w:tcMar>
+              <w:top w:w="60" w:type="dxa"/>
+              <w:bottom w:w="60" w:type="dxa"/>
+              <w:left w:w="100" w:type="dxa"/>
+              <w:right w:w="100" w:type="dxa"/>
+            </w:tcMar>
+          </w:tcPr>
+          <w:p>
+            <w:pPr>
+              <w:spacing w:before="40" w:after="40"/>
+            </w:pPr>
+            <w:r>
+              <w:rPr>
+                <w:rFonts w:ascii="Calibri" w:hAnsi="Calibri"/>
+                <w:b w:val="0"/>
+                <w:i w:val="0"/>
+                <w:sz w:val="20"/>
+              </w:rPr>
+              <w:t>Time de Melhoria Contínua</w:t>
+            </w:r>
+          </w:p>
+        </w:tc>
+        <w:tc>
+          <w:tcPr>
+            <w:tcW w:type="dxa" w:w="2225"/>
+            <w:tcMar>
+              <w:top w:w="60" w:type="dxa"/>
+              <w:bottom w:w="60" w:type="dxa"/>
+              <w:left w:w="100" w:type="dxa"/>
+              <w:right w:w="100" w:type="dxa"/>
+            </w:tcMar>
+          </w:tcPr>
+          <w:p>
+            <w:pPr>
+              <w:spacing w:before="40" w:after="40"/>
+            </w:pPr>
+            <w:r>
+              <w:rPr>
+                <w:rFonts w:ascii="Calibri" w:hAnsi="Calibri"/>
+                <w:b w:val="0"/>
+                <w:i w:val="0"/>
+                <w:sz w:val="20"/>
+              </w:rPr>
+              <w:t>Seção 5 atualizada: titulares e equipes revistos conforme distribuição de papéis para entrevistas MPS-SW — GQA passa para Caroline Jenifer; Medição passa para Silvio Baroni; GP fica só com Abraão Oliveira; PO adiciona Baroni como equipe; Devs expandidos (Mateus Veloso, Lucas Batista, Allan Patrocínio, Felipe Siqueira); RH equipe atualizado (Klayton Roberto); Portfólio/OSW adiciona Abraão e Baroni como equipe; Baroni identificado como coordenador do SEPG; DevOps e GCO Baseline passam para Cézar Velázquez (titular) e Flávio Fernandes (equipe)</w:t>
+            </w:r>
+          </w:p>
+        </w:tc>
+      </w:tr>
+      <w:tr>
+        <w:trPr>
+          <w:cantSplit w:val="1"/>
+        </w:trPr>
+        <w:tc>
+          <w:tcPr>
+            <w:tcW w:type="dxa" w:w="2225"/>
+            <w:tcMar>
+              <w:top w:w="60" w:type="dxa"/>
+              <w:bottom w:w="60" w:type="dxa"/>
+              <w:left w:w="100" w:type="dxa"/>
+              <w:right w:w="100" w:type="dxa"/>
+            </w:tcMar>
+            <w:shd w:val="clear" w:color="auto" w:fill="F0F4F8"/>
+          </w:tcPr>
+          <w:p>
+            <w:pPr>
+              <w:spacing w:before="40" w:after="40"/>
+            </w:pPr>
+            <w:r>
+              <w:rPr>
+                <w:rFonts w:ascii="Calibri" w:hAnsi="Calibri"/>
+                <w:b/>
+                <w:i w:val="0"/>
+                <w:sz w:val="20"/>
+              </w:rPr>
+              <w:t>1.2</w:t>
+            </w:r>
+          </w:p>
+        </w:tc>
+        <w:tc>
+          <w:tcPr>
+            <w:tcW w:type="dxa" w:w="2225"/>
+            <w:tcMar>
+              <w:top w:w="60" w:type="dxa"/>
+              <w:bottom w:w="60" w:type="dxa"/>
+              <w:left w:w="100" w:type="dxa"/>
+              <w:right w:w="100" w:type="dxa"/>
+            </w:tcMar>
+          </w:tcPr>
+          <w:p>
+            <w:pPr>
+              <w:spacing w:before="40" w:after="40"/>
+            </w:pPr>
+            <w:r>
+              <w:rPr>
+                <w:rFonts w:ascii="Calibri" w:hAnsi="Calibri"/>
+                <w:b w:val="0"/>
+                <w:i w:val="0"/>
+                <w:sz w:val="20"/>
+              </w:rPr>
+              <w:t>15/06/2026</w:t>
+            </w:r>
+          </w:p>
+        </w:tc>
+        <w:tc>
+          <w:tcPr>
+            <w:tcW w:type="dxa" w:w="2225"/>
+            <w:tcMar>
+              <w:top w:w="60" w:type="dxa"/>
+              <w:bottom w:w="60" w:type="dxa"/>
+              <w:left w:w="100" w:type="dxa"/>
+              <w:right w:w="100" w:type="dxa"/>
+            </w:tcMar>
+          </w:tcPr>
+          <w:p>
+            <w:pPr>
+              <w:spacing w:before="40" w:after="40"/>
+            </w:pPr>
+            <w:r>
+              <w:rPr>
+                <w:rFonts w:ascii="Calibri" w:hAnsi="Calibri"/>
+                <w:b w:val="0"/>
+                <w:i w:val="0"/>
+                <w:sz w:val="20"/>
+              </w:rPr>
+              <w:t>Time de Melhoria Contínua</w:t>
+            </w:r>
+          </w:p>
+        </w:tc>
+        <w:tc>
+          <w:tcPr>
+            <w:tcW w:type="dxa" w:w="2225"/>
+            <w:tcMar>
+              <w:top w:w="60" w:type="dxa"/>
+              <w:bottom w:w="60" w:type="dxa"/>
+              <w:left w:w="100" w:type="dxa"/>
+              <w:right w:w="100" w:type="dxa"/>
+            </w:tcMar>
+          </w:tcPr>
+          <w:p>
+            <w:pPr>
+              <w:spacing w:before="40" w:after="40"/>
+            </w:pPr>
+            <w:r>
+              <w:rPr>
+                <w:rFonts w:ascii="Calibri" w:hAnsi="Calibri"/>
+                <w:b w:val="0"/>
+                <w:i w:val="0"/>
+                <w:sz w:val="20"/>
+              </w:rPr>
+              <w:t>Papel "Consultora de Processos (PJ)" removido apenas da seção 5 (titulares/equipe); mantido na seção 4 (competências)</w:t>
+            </w:r>
+          </w:p>
+        </w:tc>
+      </w:tr>
+      <w:tr>
+        <w:trPr>
+          <w:cantSplit w:val="1"/>
+        </w:trPr>
+        <w:tc>
+          <w:tcPr>
+            <w:tcW w:type="dxa" w:w="2225"/>
+            <w:tcMar>
+              <w:top w:w="60" w:type="dxa"/>
+              <w:bottom w:w="60" w:type="dxa"/>
+              <w:left w:w="100" w:type="dxa"/>
+              <w:right w:w="100" w:type="dxa"/>
+            </w:tcMar>
+            <w:shd w:val="clear" w:color="auto" w:fill="F0F4F8"/>
+          </w:tcPr>
+          <w:p>
+            <w:pPr>
+              <w:spacing w:before="40" w:after="40"/>
+            </w:pPr>
+            <w:r>
+              <w:rPr>
+                <w:rFonts w:ascii="Calibri" w:hAnsi="Calibri"/>
+                <w:b/>
+                <w:i w:val="0"/>
+                <w:sz w:val="20"/>
+              </w:rPr>
+              <w:t>1.1</w:t>
+            </w:r>
+          </w:p>
+        </w:tc>
+        <w:tc>
+          <w:tcPr>
+            <w:tcW w:type="dxa" w:w="2225"/>
+            <w:tcMar>
+              <w:top w:w="60" w:type="dxa"/>
+              <w:bottom w:w="60" w:type="dxa"/>
+              <w:left w:w="100" w:type="dxa"/>
+              <w:right w:w="100" w:type="dxa"/>
+            </w:tcMar>
+          </w:tcPr>
+          <w:p>
+            <w:pPr>
+              <w:spacing w:before="40" w:after="40"/>
+            </w:pPr>
+            <w:r>
+              <w:rPr>
+                <w:rFonts w:ascii="Calibri" w:hAnsi="Calibri"/>
+                <w:b w:val="0"/>
+                <w:i w:val="0"/>
+                <w:sz w:val="20"/>
+              </w:rPr>
+              <w:t>15/06/2026</w:t>
+            </w:r>
+          </w:p>
+        </w:tc>
+        <w:tc>
+          <w:tcPr>
+            <w:tcW w:type="dxa" w:w="2225"/>
+            <w:tcMar>
+              <w:top w:w="60" w:type="dxa"/>
+              <w:bottom w:w="60" w:type="dxa"/>
+              <w:left w:w="100" w:type="dxa"/>
+              <w:right w:w="100" w:type="dxa"/>
+            </w:tcMar>
+          </w:tcPr>
+          <w:p>
+            <w:pPr>
+              <w:spacing w:before="40" w:after="40"/>
+            </w:pPr>
+            <w:r>
+              <w:rPr>
+                <w:rFonts w:ascii="Calibri" w:hAnsi="Calibri"/>
+                <w:b w:val="0"/>
+                <w:i w:val="0"/>
+                <w:sz w:val="20"/>
+              </w:rPr>
+              <w:t>Time de Melhoria Contínua</w:t>
+            </w:r>
+          </w:p>
+        </w:tc>
+        <w:tc>
+          <w:tcPr>
+            <w:tcW w:type="dxa" w:w="2225"/>
+            <w:tcMar>
+              <w:top w:w="60" w:type="dxa"/>
+              <w:bottom w:w="60" w:type="dxa"/>
+              <w:left w:w="100" w:type="dxa"/>
+              <w:right w:w="100" w:type="dxa"/>
+            </w:tcMar>
+          </w:tcPr>
+          <w:p>
+            <w:pPr>
+              <w:spacing w:before="40" w:after="40"/>
+            </w:pPr>
+            <w:r>
+              <w:rPr>
+                <w:rFonts w:ascii="Calibri" w:hAnsi="Calibri"/>
+                <w:b w:val="0"/>
+                <w:i w:val="0"/>
+                <w:sz w:val="20"/>
+              </w:rPr>
+              <w:t>Seção 5 reestruturada: coluna "Equipe" adicionada; titulares corrigidos (Wilson Yamada = COO/Medição/Portfólio; Baroni = GP/PO; Flávio = MC/GQA; Guilherme = RH); equipe de projeto separada dos titulares</w:t>
+            </w:r>
+          </w:p>
+        </w:tc>
+      </w:tr>
+      <w:tr>
+        <w:trPr>
+          <w:cantSplit w:val="1"/>
+        </w:trPr>
+        <w:tc>
+          <w:tcPr>
+            <w:tcW w:type="dxa" w:w="2225"/>
+            <w:tcMar>
+              <w:top w:w="60" w:type="dxa"/>
+              <w:bottom w:w="60" w:type="dxa"/>
+              <w:left w:w="100" w:type="dxa"/>
+              <w:right w:w="100" w:type="dxa"/>
+            </w:tcMar>
+            <w:shd w:val="clear" w:color="auto" w:fill="F0F4F8"/>
+          </w:tcPr>
+          <w:p>
+            <w:pPr>
+              <w:spacing w:before="40" w:after="40"/>
+            </w:pPr>
+            <w:r>
+              <w:rPr>
+                <w:rFonts w:ascii="Calibri" w:hAnsi="Calibri"/>
+                <w:b/>
+                <w:i w:val="0"/>
+                <w:sz w:val="20"/>
+              </w:rPr>
               <w:t>1.0</w:t>
             </w:r>
           </w:p>
@@ -5795,7 +6498,7 @@
         <w:color w:val="555555"/>
         <w:sz w:val="16"/>
       </w:rPr>
-      <w:t>vData  ·  10/06/2026</w:t>
+      <w:t>v1.3  ·  15/06/2026</w:t>
     </w:r>
     <w:r>
       <w:tab/>
@@ -5857,7 +6560,7 @@
         <w:color w:val="555555"/>
         <w:sz w:val="16"/>
       </w:rPr>
-      <w:t>vData  ·  10/06/2026</w:t>
+      <w:t>v1.3  ·  15/06/2026</w:t>
     </w:r>
     <w:r>
       <w:tab/>

--- a/mps-nivel-c/oficial/05_capacidade/MAPA-ORG-001_Matriz-de-Papeis-e-Responsabilidades.docx
+++ b/mps-nivel-c/oficial/05_capacidade/MAPA-ORG-001_Matriz-de-Papeis-e-Responsabilidades.docx
@@ -226,7 +226,7 @@
                 <w:i w:val="0"/>
                 <w:sz w:val="20"/>
               </w:rPr>
-              <w:t>1.3</w:t>
+              <w:t>1.4</w:t>
             </w:r>
           </w:p>
         </w:tc>
@@ -282,7 +282,7 @@
                 <w:i w:val="0"/>
                 <w:sz w:val="20"/>
               </w:rPr>
-              <w:t>15/06/2026</w:t>
+              <w:t>18/06/2026</w:t>
             </w:r>
           </w:p>
         </w:tc>
@@ -4785,7 +4785,7 @@
                 <w:i w:val="0"/>
                 <w:sz w:val="20"/>
               </w:rPr>
-              <w:t>Caroline Jenifer (Carol)</w:t>
+              <w:t>Flávio Fernandes</w:t>
             </w:r>
           </w:p>
         </w:tc>
@@ -4835,7 +4835,7 @@
                 <w:i w:val="0"/>
                 <w:sz w:val="20"/>
               </w:rPr>
-              <w:t>CV Carol (FIAP, 7+ anos QA); REG-CAP-012 (automação de testes); REG-CAP-007/008/009</w:t>
+              <w:t>CV Flávio (Azure Architect Expert, TOGAF, COBIT, MBA FGV); REG-CAP-007/009</w:t>
             </w:r>
           </w:p>
         </w:tc>
@@ -6060,6 +6060,112 @@
                 <w:i w:val="0"/>
                 <w:sz w:val="20"/>
               </w:rPr>
+              <w:t>1.4</w:t>
+            </w:r>
+          </w:p>
+        </w:tc>
+        <w:tc>
+          <w:tcPr>
+            <w:tcW w:type="dxa" w:w="2225"/>
+            <w:tcMar>
+              <w:top w:w="60" w:type="dxa"/>
+              <w:bottom w:w="60" w:type="dxa"/>
+              <w:left w:w="100" w:type="dxa"/>
+              <w:right w:w="100" w:type="dxa"/>
+            </w:tcMar>
+          </w:tcPr>
+          <w:p>
+            <w:pPr>
+              <w:spacing w:before="40" w:after="40"/>
+            </w:pPr>
+            <w:r>
+              <w:rPr>
+                <w:rFonts w:ascii="Calibri" w:hAnsi="Calibri"/>
+                <w:b w:val="0"/>
+                <w:i w:val="0"/>
+                <w:sz w:val="20"/>
+              </w:rPr>
+              <w:t>18/06/2026</w:t>
+            </w:r>
+          </w:p>
+        </w:tc>
+        <w:tc>
+          <w:tcPr>
+            <w:tcW w:type="dxa" w:w="2225"/>
+            <w:tcMar>
+              <w:top w:w="60" w:type="dxa"/>
+              <w:bottom w:w="60" w:type="dxa"/>
+              <w:left w:w="100" w:type="dxa"/>
+              <w:right w:w="100" w:type="dxa"/>
+            </w:tcMar>
+          </w:tcPr>
+          <w:p>
+            <w:pPr>
+              <w:spacing w:before="40" w:after="40"/>
+            </w:pPr>
+            <w:r>
+              <w:rPr>
+                <w:rFonts w:ascii="Calibri" w:hAnsi="Calibri"/>
+                <w:b w:val="0"/>
+                <w:i w:val="0"/>
+                <w:sz w:val="20"/>
+              </w:rPr>
+              <w:t>Time de Melhoria Contínua</w:t>
+            </w:r>
+          </w:p>
+        </w:tc>
+        <w:tc>
+          <w:tcPr>
+            <w:tcW w:type="dxa" w:w="2225"/>
+            <w:tcMar>
+              <w:top w:w="60" w:type="dxa"/>
+              <w:bottom w:w="60" w:type="dxa"/>
+              <w:left w:w="100" w:type="dxa"/>
+              <w:right w:w="100" w:type="dxa"/>
+            </w:tcMar>
+          </w:tcPr>
+          <w:p>
+            <w:pPr>
+              <w:spacing w:before="40" w:after="40"/>
+            </w:pPr>
+            <w:r>
+              <w:rPr>
+                <w:rFonts w:ascii="Calibri" w:hAnsi="Calibri"/>
+                <w:b w:val="0"/>
+                <w:i w:val="0"/>
+                <w:sz w:val="20"/>
+              </w:rPr>
+              <w:t>Titularidade da GQA / Qualidade do Processo corrigida de Caroline Jenifer (Carol) para Flávio Fernandes, restaurando a independência da GQA (a QA/V&amp;V não pode auditar o próprio trabalho); §5 alinhada ao .xlsx e ao CV-Flavio-Fernandes_GQA-Arquitetura. Nos projetos AASP_CNJ e AASP_AndamentosProcessuais o auditor de GQA independente é Jonathan Barbosa. Carol permanece titular de QA.</w:t>
+            </w:r>
+          </w:p>
+        </w:tc>
+      </w:tr>
+      <w:tr>
+        <w:trPr>
+          <w:cantSplit w:val="1"/>
+        </w:trPr>
+        <w:tc>
+          <w:tcPr>
+            <w:tcW w:type="dxa" w:w="2225"/>
+            <w:tcMar>
+              <w:top w:w="60" w:type="dxa"/>
+              <w:bottom w:w="60" w:type="dxa"/>
+              <w:left w:w="100" w:type="dxa"/>
+              <w:right w:w="100" w:type="dxa"/>
+            </w:tcMar>
+            <w:shd w:val="clear" w:color="auto" w:fill="F0F4F8"/>
+          </w:tcPr>
+          <w:p>
+            <w:pPr>
+              <w:spacing w:before="40" w:after="40"/>
+            </w:pPr>
+            <w:r>
+              <w:rPr>
+                <w:rFonts w:ascii="Calibri" w:hAnsi="Calibri"/>
+                <w:b/>
+                <w:i w:val="0"/>
+                <w:sz w:val="20"/>
+              </w:rPr>
               <w:t>1.3</w:t>
             </w:r>
           </w:p>

--- a/mps-nivel-c/oficial/05_capacidade/MAPA-ORG-001_Matriz-de-Papeis-e-Responsabilidades.docx
+++ b/mps-nivel-c/oficial/05_capacidade/MAPA-ORG-001_Matriz-de-Papeis-e-Responsabilidades.docx
@@ -226,7 +226,7 @@
                 <w:i w:val="0"/>
                 <w:sz w:val="20"/>
               </w:rPr>
-              <w:t>1.4</w:t>
+              <w:t>1.5</w:t>
             </w:r>
           </w:p>
         </w:tc>
@@ -4810,7 +4810,7 @@
                 <w:i w:val="0"/>
                 <w:sz w:val="20"/>
               </w:rPr>
-              <w:t>—</w:t>
+              <w:t>Jonathan Barbosa (auditor de GQA de projeto — AASP_AndamentosProcessuais e AASP_CNJ)</w:t>
             </w:r>
           </w:p>
         </w:tc>
@@ -4835,7 +4835,7 @@
                 <w:i w:val="0"/>
                 <w:sz w:val="20"/>
               </w:rPr>
-              <w:t>CV Flávio (Azure Architect Expert, TOGAF, COBIT, MBA FGV); REG-CAP-007/009</w:t>
+              <w:t>CV Flávio (Azure Architect Expert, TOGAF, COBIT, MBA FGV); REG-CAP-007/009; auditorias de projeto em GQA-AASPAP01-001 e GQA-AASPCNJ01-001 (Jonathan Barbosa)</w:t>
             </w:r>
           </w:p>
         </w:tc>
@@ -6060,6 +6060,112 @@
                 <w:i w:val="0"/>
                 <w:sz w:val="20"/>
               </w:rPr>
+              <w:t>1.5</w:t>
+            </w:r>
+          </w:p>
+        </w:tc>
+        <w:tc>
+          <w:tcPr>
+            <w:tcW w:type="dxa" w:w="2225"/>
+            <w:tcMar>
+              <w:top w:w="60" w:type="dxa"/>
+              <w:bottom w:w="60" w:type="dxa"/>
+              <w:left w:w="100" w:type="dxa"/>
+              <w:right w:w="100" w:type="dxa"/>
+            </w:tcMar>
+          </w:tcPr>
+          <w:p>
+            <w:pPr>
+              <w:spacing w:before="40" w:after="40"/>
+            </w:pPr>
+            <w:r>
+              <w:rPr>
+                <w:rFonts w:ascii="Calibri" w:hAnsi="Calibri"/>
+                <w:b w:val="0"/>
+                <w:i w:val="0"/>
+                <w:sz w:val="20"/>
+              </w:rPr>
+              <w:t>18/06/2026</w:t>
+            </w:r>
+          </w:p>
+        </w:tc>
+        <w:tc>
+          <w:tcPr>
+            <w:tcW w:type="dxa" w:w="2225"/>
+            <w:tcMar>
+              <w:top w:w="60" w:type="dxa"/>
+              <w:bottom w:w="60" w:type="dxa"/>
+              <w:left w:w="100" w:type="dxa"/>
+              <w:right w:w="100" w:type="dxa"/>
+            </w:tcMar>
+          </w:tcPr>
+          <w:p>
+            <w:pPr>
+              <w:spacing w:before="40" w:after="40"/>
+            </w:pPr>
+            <w:r>
+              <w:rPr>
+                <w:rFonts w:ascii="Calibri" w:hAnsi="Calibri"/>
+                <w:b w:val="0"/>
+                <w:i w:val="0"/>
+                <w:sz w:val="20"/>
+              </w:rPr>
+              <w:t>Time de Melhoria Contínua</w:t>
+            </w:r>
+          </w:p>
+        </w:tc>
+        <w:tc>
+          <w:tcPr>
+            <w:tcW w:type="dxa" w:w="2225"/>
+            <w:tcMar>
+              <w:top w:w="60" w:type="dxa"/>
+              <w:bottom w:w="60" w:type="dxa"/>
+              <w:left w:w="100" w:type="dxa"/>
+              <w:right w:w="100" w:type="dxa"/>
+            </w:tcMar>
+          </w:tcPr>
+          <w:p>
+            <w:pPr>
+              <w:spacing w:before="40" w:after="40"/>
+            </w:pPr>
+            <w:r>
+              <w:rPr>
+                <w:rFonts w:ascii="Calibri" w:hAnsi="Calibri"/>
+                <w:b w:val="0"/>
+                <w:i w:val="0"/>
+                <w:sz w:val="20"/>
+              </w:rPr>
+              <w:t>Incluído Jonathan Barbosa na §5 como auditor de GQA de projeto (coluna Equipe da GQA), mantendo Flávio Fernandes como titular organizacional — modelo de 2 níveis: dono da função GQA na organização + auditor independente por projeto (GQA-AASPAP01-001 e GQA-AASPCNJ01-001).</w:t>
+            </w:r>
+          </w:p>
+        </w:tc>
+      </w:tr>
+      <w:tr>
+        <w:trPr>
+          <w:cantSplit w:val="1"/>
+        </w:trPr>
+        <w:tc>
+          <w:tcPr>
+            <w:tcW w:type="dxa" w:w="2225"/>
+            <w:tcMar>
+              <w:top w:w="60" w:type="dxa"/>
+              <w:bottom w:w="60" w:type="dxa"/>
+              <w:left w:w="100" w:type="dxa"/>
+              <w:right w:w="100" w:type="dxa"/>
+            </w:tcMar>
+            <w:shd w:val="clear" w:color="auto" w:fill="F0F4F8"/>
+          </w:tcPr>
+          <w:p>
+            <w:pPr>
+              <w:spacing w:before="40" w:after="40"/>
+            </w:pPr>
+            <w:r>
+              <w:rPr>
+                <w:rFonts w:ascii="Calibri" w:hAnsi="Calibri"/>
+                <w:b/>
+                <w:i w:val="0"/>
+                <w:sz w:val="20"/>
+              </w:rPr>
               <w:t>1.4</w:t>
             </w:r>
           </w:p>
